--- a/Dokumen/Kuesioner/Sudah TTD/Angket Penilaian Ahli Materi_Sigit Yatmono, S.T., M.T._21518241007_Vincent Kenutama Prasetyo.docx
+++ b/Dokumen/Kuesioner/Sudah TTD/Angket Penilaian Ahli Materi_Sigit Yatmono, S.T., M.T._21518241007_Vincent Kenutama Prasetyo.docx
@@ -3313,130 +3313,6 @@
       <w:tr>
         <w:tc>
           <w:tcPr>
-            <w:tcW w:w="576" w:type="dxa"/>
-            <w:vAlign w:val="center"/>
-          </w:tcPr>
-          <w:p>
-            <w:pPr>
-              <w:pStyle w:val="ListParagraph"/>
-              <w:tabs>
-                <w:tab w:val="left" w:pos="567"/>
-              </w:tabs>
-              <w:spacing w:line="360" w:lineRule="auto"/>
-              <w:ind w:left="0"/>
-              <w:jc w:val="center"/>
-            </w:pPr>
-            <w:r>
-              <w:t>13.</w:t>
-            </w:r>
-          </w:p>
-        </w:tc>
-        <w:tc>
-          <w:tcPr>
-            <w:tcW w:w="3057" w:type="dxa"/>
-          </w:tcPr>
-          <w:p>
-            <w:pPr>
-              <w:pStyle w:val="ListParagraph"/>
-              <w:tabs>
-                <w:tab w:val="left" w:pos="567"/>
-              </w:tabs>
-              <w:spacing w:line="360" w:lineRule="auto"/>
-              <w:ind w:left="0"/>
-            </w:pPr>
-            <w:r>
-              <w:t xml:space="preserve">Struktur penyajian materi </w:t>
-            </w:r>
-            <w:r>
-              <w:t xml:space="preserve">pada simulator disusun secara runtut sehingga memudahkan mahasiswa dalam memahami kinematika dan navigasi </w:t>
-            </w:r>
-            <w:r>
-              <w:rPr>
-                <w:i/>
-                <w:iCs/>
-              </w:rPr>
-              <w:t>mobile robot</w:t>
-            </w:r>
-            <w:r>
-              <w:t xml:space="preserve"> berbasis swerve drive.</w:t>
-            </w:r>
-          </w:p>
-        </w:tc>
-        <w:tc>
-          <w:tcPr>
-            <w:tcW w:w="803" w:type="dxa"/>
-            <w:vAlign w:val="center"/>
-          </w:tcPr>
-          <w:p>
-            <w:pPr>
-              <w:pStyle w:val="ListParagraph"/>
-              <w:tabs>
-                <w:tab w:val="left" w:pos="567"/>
-              </w:tabs>
-              <w:spacing w:line="360" w:lineRule="auto"/>
-              <w:ind w:left="0"/>
-              <w:jc w:val="center"/>
-            </w:pPr>
-            <w:r>
-              <w:sym w:font="Wingdings" w:char="F0FC"/>
-            </w:r>
-          </w:p>
-        </w:tc>
-        <w:tc>
-          <w:tcPr>
-            <w:tcW w:w="804" w:type="dxa"/>
-            <w:vAlign w:val="center"/>
-          </w:tcPr>
-          <w:p>
-            <w:pPr>
-              <w:pStyle w:val="ListParagraph"/>
-              <w:tabs>
-                <w:tab w:val="left" w:pos="567"/>
-              </w:tabs>
-              <w:spacing w:line="360" w:lineRule="auto"/>
-              <w:ind w:left="0"/>
-              <w:jc w:val="center"/>
-            </w:pPr>
-          </w:p>
-        </w:tc>
-        <w:tc>
-          <w:tcPr>
-            <w:tcW w:w="803" w:type="dxa"/>
-            <w:vAlign w:val="center"/>
-          </w:tcPr>
-          <w:p>
-            <w:pPr>
-              <w:pStyle w:val="ListParagraph"/>
-              <w:tabs>
-                <w:tab w:val="left" w:pos="567"/>
-              </w:tabs>
-              <w:spacing w:line="360" w:lineRule="auto"/>
-              <w:ind w:left="0"/>
-              <w:jc w:val="center"/>
-            </w:pPr>
-          </w:p>
-        </w:tc>
-        <w:tc>
-          <w:tcPr>
-            <w:tcW w:w="804" w:type="dxa"/>
-            <w:vAlign w:val="center"/>
-          </w:tcPr>
-          <w:p>
-            <w:pPr>
-              <w:pStyle w:val="ListParagraph"/>
-              <w:tabs>
-                <w:tab w:val="left" w:pos="567"/>
-              </w:tabs>
-              <w:spacing w:line="360" w:lineRule="auto"/>
-              <w:ind w:left="0"/>
-              <w:jc w:val="center"/>
-            </w:pPr>
-          </w:p>
-        </w:tc>
-      </w:tr>
-      <w:tr>
-        <w:tc>
-          <w:tcPr>
             <w:tcW w:w="6847" w:type="dxa"/>
             <w:gridSpan w:val="6"/>
             <w:shd w:val="clear" w:color="auto" w:fill="D0CECE" w:themeFill="background2" w:themeFillShade="E6"/>
@@ -3462,6 +3338,130 @@
               </w:rPr>
               <w:t>Penyajian</w:t>
             </w:r>
+          </w:p>
+        </w:tc>
+      </w:tr>
+      <w:tr>
+        <w:tc>
+          <w:tcPr>
+            <w:tcW w:w="576" w:type="dxa"/>
+            <w:vAlign w:val="center"/>
+          </w:tcPr>
+          <w:p>
+            <w:pPr>
+              <w:pStyle w:val="ListParagraph"/>
+              <w:tabs>
+                <w:tab w:val="left" w:pos="567"/>
+              </w:tabs>
+              <w:spacing w:line="360" w:lineRule="auto"/>
+              <w:ind w:left="0"/>
+              <w:jc w:val="center"/>
+            </w:pPr>
+            <w:r>
+              <w:t>13.</w:t>
+            </w:r>
+          </w:p>
+        </w:tc>
+        <w:tc>
+          <w:tcPr>
+            <w:tcW w:w="3057" w:type="dxa"/>
+          </w:tcPr>
+          <w:p>
+            <w:pPr>
+              <w:pStyle w:val="ListParagraph"/>
+              <w:tabs>
+                <w:tab w:val="left" w:pos="567"/>
+              </w:tabs>
+              <w:spacing w:line="360" w:lineRule="auto"/>
+              <w:ind w:left="0"/>
+            </w:pPr>
+            <w:r>
+              <w:t xml:space="preserve">Struktur penyajian materi </w:t>
+            </w:r>
+            <w:r>
+              <w:t xml:space="preserve">pada simulator disusun secara runtut sehingga memudahkan mahasiswa dalam memahami kinematika dan navigasi </w:t>
+            </w:r>
+            <w:r>
+              <w:rPr>
+                <w:i/>
+                <w:iCs/>
+              </w:rPr>
+              <w:t>mobile robot</w:t>
+            </w:r>
+            <w:r>
+              <w:t xml:space="preserve"> berbasis swerve drive.</w:t>
+            </w:r>
+          </w:p>
+        </w:tc>
+        <w:tc>
+          <w:tcPr>
+            <w:tcW w:w="803" w:type="dxa"/>
+            <w:vAlign w:val="center"/>
+          </w:tcPr>
+          <w:p>
+            <w:pPr>
+              <w:pStyle w:val="ListParagraph"/>
+              <w:tabs>
+                <w:tab w:val="left" w:pos="567"/>
+              </w:tabs>
+              <w:spacing w:line="360" w:lineRule="auto"/>
+              <w:ind w:left="0"/>
+              <w:jc w:val="center"/>
+            </w:pPr>
+            <w:r>
+              <w:sym w:font="Wingdings" w:char="F0FC"/>
+            </w:r>
+          </w:p>
+        </w:tc>
+        <w:tc>
+          <w:tcPr>
+            <w:tcW w:w="804" w:type="dxa"/>
+            <w:vAlign w:val="center"/>
+          </w:tcPr>
+          <w:p>
+            <w:pPr>
+              <w:pStyle w:val="ListParagraph"/>
+              <w:tabs>
+                <w:tab w:val="left" w:pos="567"/>
+              </w:tabs>
+              <w:spacing w:line="360" w:lineRule="auto"/>
+              <w:ind w:left="0"/>
+              <w:jc w:val="center"/>
+            </w:pPr>
+          </w:p>
+        </w:tc>
+        <w:tc>
+          <w:tcPr>
+            <w:tcW w:w="803" w:type="dxa"/>
+            <w:vAlign w:val="center"/>
+          </w:tcPr>
+          <w:p>
+            <w:pPr>
+              <w:pStyle w:val="ListParagraph"/>
+              <w:tabs>
+                <w:tab w:val="left" w:pos="567"/>
+              </w:tabs>
+              <w:spacing w:line="360" w:lineRule="auto"/>
+              <w:ind w:left="0"/>
+              <w:jc w:val="center"/>
+            </w:pPr>
+          </w:p>
+        </w:tc>
+        <w:tc>
+          <w:tcPr>
+            <w:tcW w:w="804" w:type="dxa"/>
+            <w:vAlign w:val="center"/>
+          </w:tcPr>
+          <w:p>
+            <w:pPr>
+              <w:pStyle w:val="ListParagraph"/>
+              <w:tabs>
+                <w:tab w:val="left" w:pos="567"/>
+              </w:tabs>
+              <w:spacing w:line="360" w:lineRule="auto"/>
+              <w:ind w:left="0"/>
+              <w:jc w:val="center"/>
+            </w:pPr>
           </w:p>
         </w:tc>
       </w:tr>
